--- a/docs/JavaChatSer大作业报告-成员A.docx
+++ b/docs/JavaChatSer大作业报告-成员A.docx
@@ -270,7 +270,7 @@
                 <w:rFonts w:hint="eastAsia"/>
                 <w:sz w:val="21"/>
               </w:rPr>
-              <w:t>2023级 软件工程（班级待填写）</w:t>
+              <w:t>待填写</w:t>
             </w:r>
           </w:p>
         </w:tc>
@@ -320,7 +320,7 @@
                 <w:rFonts w:hint="eastAsia"/>
                 <w:sz w:val="21"/>
               </w:rPr>
-              <w:t>待填写（成员A本人学号）</w:t>
+              <w:t>待填写</w:t>
             </w:r>
           </w:p>
         </w:tc>
@@ -370,7 +370,7 @@
                 <w:rFonts w:hint="eastAsia"/>
                 <w:sz w:val="21"/>
               </w:rPr>
-              <w:t>待填写（成员A本人姓名）</w:t>
+              <w:t>待填写</w:t>
             </w:r>
           </w:p>
         </w:tc>
@@ -520,7 +520,7 @@
                 <w:rFonts w:hint="eastAsia"/>
                 <w:sz w:val="21"/>
               </w:rPr>
-              <w:t>任课教师待填写</w:t>
+              <w:t>待填写</w:t>
             </w:r>
           </w:p>
         </w:tc>
@@ -629,21 +629,7 @@
         <w:rPr>
           <w:rFonts w:hint="eastAsia"/>
         </w:rPr>
-        <w:t>成员身份：成员A（后端用户与好友模块）</w:t>
-      </w:r>
-    </w:p>
-    <w:p>
-      <w:pPr>
-        <w:jc w:val="center"/>
-        <w:rPr>
-          <w:rFonts w:hint="eastAsia"/>
-        </w:rPr>
-      </w:pPr>
-      <w:r>
-        <w:rPr>
-          <w:rFonts w:hint="eastAsia"/>
-        </w:rPr>
-        <w:t>姓名、学号、班级、任课教师：提交前替换为本人真实信息。</w:t>
+        <w:t>成员A个人报告（后端用户与好友模块）</w:t>
       </w:r>
     </w:p>
     <w:p>
@@ -1172,7 +1158,7 @@
                 <w:rFonts w:hint="eastAsia"/>
                 <w:sz w:val="21"/>
               </w:rPr>
-              <w:t>成员A（姓名/学号待填写）</w:t>
+              <w:t>成员A（本人）</w:t>
             </w:r>
           </w:p>
         </w:tc>
@@ -1266,7 +1252,7 @@
                 <w:rFonts w:hint="eastAsia"/>
                 <w:sz w:val="21"/>
               </w:rPr>
-              <w:t>成员B（姓名/学号待填写）</w:t>
+              <w:t>成员B</w:t>
             </w:r>
           </w:p>
         </w:tc>
@@ -1360,7 +1346,7 @@
                 <w:rFonts w:hint="eastAsia"/>
                 <w:sz w:val="21"/>
               </w:rPr>
-              <w:t>成员C（姓名/学号待填写）</w:t>
+              <w:t>成员C</w:t>
             </w:r>
           </w:p>
         </w:tc>
@@ -1454,7 +1440,7 @@
                 <w:rFonts w:hint="eastAsia"/>
                 <w:sz w:val="21"/>
               </w:rPr>
-              <w:t>成员D（姓名/学号待填写）</w:t>
+              <w:t>成员D</w:t>
             </w:r>
           </w:p>
         </w:tc>
@@ -1615,7 +1601,7 @@
           <w:noProof/>
         </w:rPr>
         <w:drawing>
-          <wp:inline distT="0" distB="0" distL="0" distR="0" wp14:anchorId="763F2872" wp14:editId="17445373">
+          <wp:inline distT="0" distB="0" distL="0" distR="0" wp14:anchorId="7FAC0F72" wp14:editId="5999723A">
             <wp:extent cx="5040000" cy="3080034"/>
             <wp:effectExtent l="0" t="0" r="8255" b="6350"/>
             <wp:docPr id="1" name="图片 1"/>
@@ -2657,7 +2643,7 @@
           <w:noProof/>
         </w:rPr>
         <w:drawing>
-          <wp:inline distT="0" distB="0" distL="0" distR="0" wp14:anchorId="1B3D91A8" wp14:editId="6B181E03">
+          <wp:inline distT="0" distB="0" distL="0" distR="0" wp14:anchorId="45578B49" wp14:editId="43C0E18B">
             <wp:extent cx="5040000" cy="3080034"/>
             <wp:effectExtent l="0" t="0" r="8255" b="6350"/>
             <wp:docPr id="2" name="图片 2"/>
@@ -2747,7 +2733,7 @@
           <w:noProof/>
         </w:rPr>
         <w:drawing>
-          <wp:inline distT="0" distB="0" distL="0" distR="0" wp14:anchorId="20134BCE" wp14:editId="19444502">
+          <wp:inline distT="0" distB="0" distL="0" distR="0" wp14:anchorId="0B7A075F" wp14:editId="1C13EEE7">
             <wp:extent cx="5040000" cy="3080034"/>
             <wp:effectExtent l="0" t="0" r="8255" b="6350"/>
             <wp:docPr id="3" name="图片 3"/>
@@ -4609,7 +4595,7 @@
           <w:noProof/>
         </w:rPr>
         <w:drawing>
-          <wp:inline distT="0" distB="0" distL="0" distR="0" wp14:anchorId="7E419B09" wp14:editId="66565693">
+          <wp:inline distT="0" distB="0" distL="0" distR="0" wp14:anchorId="5F15A16C" wp14:editId="612D25E7">
             <wp:extent cx="4752000" cy="3300270"/>
             <wp:effectExtent l="0" t="0" r="0" b="0"/>
             <wp:docPr id="4" name="图片 4"/>
@@ -5638,7 +5624,7 @@
     <w:link w:val="10"/>
     <w:uiPriority w:val="9"/>
     <w:qFormat/>
-    <w:rsid w:val="0057315C"/>
+    <w:rsid w:val="00784AAB"/>
     <w:pPr>
       <w:keepNext/>
       <w:keepLines/>
@@ -5660,7 +5646,7 @@
     <w:uiPriority w:val="9"/>
     <w:unhideWhenUsed/>
     <w:qFormat/>
-    <w:rsid w:val="0057315C"/>
+    <w:rsid w:val="00784AAB"/>
     <w:pPr>
       <w:keepNext/>
       <w:keepLines/>
@@ -5683,7 +5669,7 @@
     <w:semiHidden/>
     <w:unhideWhenUsed/>
     <w:qFormat/>
-    <w:rsid w:val="0057315C"/>
+    <w:rsid w:val="00784AAB"/>
     <w:pPr>
       <w:keepNext/>
       <w:keepLines/>
@@ -5706,7 +5692,7 @@
     <w:semiHidden/>
     <w:unhideWhenUsed/>
     <w:qFormat/>
-    <w:rsid w:val="0057315C"/>
+    <w:rsid w:val="00784AAB"/>
     <w:pPr>
       <w:keepNext/>
       <w:keepLines/>
@@ -5729,7 +5715,7 @@
     <w:semiHidden/>
     <w:unhideWhenUsed/>
     <w:qFormat/>
-    <w:rsid w:val="0057315C"/>
+    <w:rsid w:val="00784AAB"/>
     <w:pPr>
       <w:keepNext/>
       <w:keepLines/>
@@ -5750,7 +5736,7 @@
     <w:semiHidden/>
     <w:unhideWhenUsed/>
     <w:qFormat/>
-    <w:rsid w:val="0057315C"/>
+    <w:rsid w:val="00784AAB"/>
     <w:pPr>
       <w:keepNext/>
       <w:keepLines/>
@@ -5773,7 +5759,7 @@
     <w:semiHidden/>
     <w:unhideWhenUsed/>
     <w:qFormat/>
-    <w:rsid w:val="0057315C"/>
+    <w:rsid w:val="00784AAB"/>
     <w:pPr>
       <w:keepNext/>
       <w:keepLines/>
@@ -5796,7 +5782,7 @@
     <w:semiHidden/>
     <w:unhideWhenUsed/>
     <w:qFormat/>
-    <w:rsid w:val="0057315C"/>
+    <w:rsid w:val="00784AAB"/>
     <w:pPr>
       <w:keepNext/>
       <w:keepLines/>
@@ -5817,7 +5803,7 @@
     <w:semiHidden/>
     <w:unhideWhenUsed/>
     <w:qFormat/>
-    <w:rsid w:val="0057315C"/>
+    <w:rsid w:val="00784AAB"/>
     <w:pPr>
       <w:keepNext/>
       <w:keepLines/>
@@ -5861,7 +5847,7 @@
     <w:basedOn w:val="a0"/>
     <w:link w:val="1"/>
     <w:uiPriority w:val="9"/>
-    <w:rsid w:val="0057315C"/>
+    <w:rsid w:val="00784AAB"/>
     <w:rPr>
       <w:rFonts w:asciiTheme="majorHAnsi" w:eastAsiaTheme="majorEastAsia" w:hAnsiTheme="majorHAnsi" w:cstheme="majorBidi"/>
       <w:color w:val="0F4761" w:themeColor="accent1" w:themeShade="BF"/>
@@ -5874,7 +5860,7 @@
     <w:basedOn w:val="a0"/>
     <w:link w:val="2"/>
     <w:uiPriority w:val="9"/>
-    <w:rsid w:val="0057315C"/>
+    <w:rsid w:val="00784AAB"/>
     <w:rPr>
       <w:rFonts w:asciiTheme="majorHAnsi" w:eastAsiaTheme="majorEastAsia" w:hAnsiTheme="majorHAnsi" w:cstheme="majorBidi"/>
       <w:color w:val="0F4761" w:themeColor="accent1" w:themeShade="BF"/>
@@ -5888,7 +5874,7 @@
     <w:link w:val="3"/>
     <w:uiPriority w:val="9"/>
     <w:semiHidden/>
-    <w:rsid w:val="0057315C"/>
+    <w:rsid w:val="00784AAB"/>
     <w:rPr>
       <w:rFonts w:asciiTheme="majorHAnsi" w:eastAsiaTheme="majorEastAsia" w:hAnsiTheme="majorHAnsi" w:cstheme="majorBidi"/>
       <w:color w:val="0F4761" w:themeColor="accent1" w:themeShade="BF"/>
@@ -5902,7 +5888,7 @@
     <w:link w:val="4"/>
     <w:uiPriority w:val="9"/>
     <w:semiHidden/>
-    <w:rsid w:val="0057315C"/>
+    <w:rsid w:val="00784AAB"/>
     <w:rPr>
       <w:rFonts w:cstheme="majorBidi"/>
       <w:color w:val="0F4761" w:themeColor="accent1" w:themeShade="BF"/>
@@ -5916,7 +5902,7 @@
     <w:link w:val="5"/>
     <w:uiPriority w:val="9"/>
     <w:semiHidden/>
-    <w:rsid w:val="0057315C"/>
+    <w:rsid w:val="00784AAB"/>
     <w:rPr>
       <w:rFonts w:cstheme="majorBidi"/>
       <w:color w:val="0F4761" w:themeColor="accent1" w:themeShade="BF"/>
@@ -5929,7 +5915,7 @@
     <w:link w:val="6"/>
     <w:uiPriority w:val="9"/>
     <w:semiHidden/>
-    <w:rsid w:val="0057315C"/>
+    <w:rsid w:val="00784AAB"/>
     <w:rPr>
       <w:rFonts w:cstheme="majorBidi"/>
       <w:b/>
@@ -5943,7 +5929,7 @@
     <w:link w:val="7"/>
     <w:uiPriority w:val="9"/>
     <w:semiHidden/>
-    <w:rsid w:val="0057315C"/>
+    <w:rsid w:val="00784AAB"/>
     <w:rPr>
       <w:rFonts w:cstheme="majorBidi"/>
       <w:b/>
@@ -5957,7 +5943,7 @@
     <w:link w:val="8"/>
     <w:uiPriority w:val="9"/>
     <w:semiHidden/>
-    <w:rsid w:val="0057315C"/>
+    <w:rsid w:val="00784AAB"/>
     <w:rPr>
       <w:rFonts w:cstheme="majorBidi"/>
       <w:color w:val="595959" w:themeColor="text1" w:themeTint="A6"/>
@@ -5969,7 +5955,7 @@
     <w:link w:val="9"/>
     <w:uiPriority w:val="9"/>
     <w:semiHidden/>
-    <w:rsid w:val="0057315C"/>
+    <w:rsid w:val="00784AAB"/>
     <w:rPr>
       <w:rFonts w:eastAsiaTheme="majorEastAsia" w:cstheme="majorBidi"/>
       <w:color w:val="595959" w:themeColor="text1" w:themeTint="A6"/>
@@ -5982,7 +5968,7 @@
     <w:link w:val="a4"/>
     <w:uiPriority w:val="10"/>
     <w:qFormat/>
-    <w:rsid w:val="0057315C"/>
+    <w:rsid w:val="00784AAB"/>
     <w:pPr>
       <w:spacing w:after="80" w:line="240" w:lineRule="auto"/>
       <w:contextualSpacing/>
@@ -6001,7 +5987,7 @@
     <w:basedOn w:val="a0"/>
     <w:link w:val="a3"/>
     <w:uiPriority w:val="10"/>
-    <w:rsid w:val="0057315C"/>
+    <w:rsid w:val="00784AAB"/>
     <w:rPr>
       <w:rFonts w:asciiTheme="majorHAnsi" w:eastAsiaTheme="majorEastAsia" w:hAnsiTheme="majorHAnsi" w:cstheme="majorBidi"/>
       <w:spacing w:val="-10"/>
@@ -6017,7 +6003,7 @@
     <w:link w:val="a6"/>
     <w:uiPriority w:val="11"/>
     <w:qFormat/>
-    <w:rsid w:val="0057315C"/>
+    <w:rsid w:val="00784AAB"/>
     <w:pPr>
       <w:numPr>
         <w:ilvl w:val="1"/>
@@ -6037,7 +6023,7 @@
     <w:basedOn w:val="a0"/>
     <w:link w:val="a5"/>
     <w:uiPriority w:val="11"/>
-    <w:rsid w:val="0057315C"/>
+    <w:rsid w:val="00784AAB"/>
     <w:rPr>
       <w:rFonts w:asciiTheme="majorHAnsi" w:eastAsiaTheme="majorEastAsia" w:hAnsiTheme="majorHAnsi" w:cstheme="majorBidi"/>
       <w:color w:val="595959" w:themeColor="text1" w:themeTint="A6"/>
@@ -6053,7 +6039,7 @@
     <w:link w:val="a8"/>
     <w:uiPriority w:val="29"/>
     <w:qFormat/>
-    <w:rsid w:val="0057315C"/>
+    <w:rsid w:val="00784AAB"/>
     <w:pPr>
       <w:spacing w:before="160"/>
       <w:jc w:val="center"/>
@@ -6069,7 +6055,7 @@
     <w:basedOn w:val="a0"/>
     <w:link w:val="a7"/>
     <w:uiPriority w:val="29"/>
-    <w:rsid w:val="0057315C"/>
+    <w:rsid w:val="00784AAB"/>
     <w:rPr>
       <w:i/>
       <w:iCs/>
@@ -6081,7 +6067,7 @@
     <w:basedOn w:val="a"/>
     <w:uiPriority w:val="34"/>
     <w:qFormat/>
-    <w:rsid w:val="0057315C"/>
+    <w:rsid w:val="00784AAB"/>
     <w:pPr>
       <w:ind w:left="720"/>
       <w:contextualSpacing/>
@@ -6092,7 +6078,7 @@
     <w:basedOn w:val="a0"/>
     <w:uiPriority w:val="21"/>
     <w:qFormat/>
-    <w:rsid w:val="0057315C"/>
+    <w:rsid w:val="00784AAB"/>
     <w:rPr>
       <w:i/>
       <w:iCs/>
@@ -6106,7 +6092,7 @@
     <w:link w:val="ac"/>
     <w:uiPriority w:val="30"/>
     <w:qFormat/>
-    <w:rsid w:val="0057315C"/>
+    <w:rsid w:val="00784AAB"/>
     <w:pPr>
       <w:pBdr>
         <w:top w:val="single" w:sz="4" w:space="10" w:color="0F4761" w:themeColor="accent1" w:themeShade="BF"/>
@@ -6127,7 +6113,7 @@
     <w:basedOn w:val="a0"/>
     <w:link w:val="ab"/>
     <w:uiPriority w:val="30"/>
-    <w:rsid w:val="0057315C"/>
+    <w:rsid w:val="00784AAB"/>
     <w:rPr>
       <w:i/>
       <w:iCs/>
@@ -6139,7 +6125,7 @@
     <w:basedOn w:val="a0"/>
     <w:uiPriority w:val="32"/>
     <w:qFormat/>
-    <w:rsid w:val="0057315C"/>
+    <w:rsid w:val="00784AAB"/>
     <w:rPr>
       <w:b/>
       <w:bCs/>
